--- a/outputs/fragenkatalog-orientierungsgespraech-tim-krasenbrink.docx
+++ b/outputs/fragenkatalog-orientierungsgespraech-tim-krasenbrink.docx
@@ -151,6 +151,24 @@
     </w:p>
     <w:p>
       <w:pPr>
+        <w:pStyle w:val="ListParagraph"/>
+        <w:numPr>
+          <w:ilvl w:val="0"/>
+          <w:numId w:val="2"/>
+        </w:numPr>
+        <w:spacing w:after="100"/>
+      </w:pPr>
+      <w:r>
+        <w:rPr>
+          <w:color w:val="222222"/>
+          <w:sz w:val="21"/>
+          <w:szCs w:val="21"/>
+        </w:rPr>
+        <w:t xml:space="preserve">Arbeitet ihr mit n8n oder Make.com, oder auf welchen Automatisierungswerkzeugen baut euer Programm auf? Ich habe mir n8n bereits selbst angeeignet (eigenes Postfach angebunden, E-Mails automatisch klassifiziert, in Datei abgelegt) und möchte wissen, ob das anschlussfähig ist oder ob ihr auf andere Werkzeuge setzt.</w:t>
+      </w:r>
+    </w:p>
+    <w:p>
+      <w:pPr>
         <w:pStyle w:val="Heading1"/>
         <w:pBdr>
           <w:bottom w:val="single" w:color="9c7a2e" w:sz="8" w:space="4"/>
@@ -221,6 +239,24 @@
           <w:szCs w:val="21"/>
         </w:rPr>
         <w:t xml:space="preserve">Was passiert, wenn ich aus finanziellen Gründen zwischenzeitlich pausieren muss?</w:t>
+      </w:r>
+    </w:p>
+    <w:p>
+      <w:pPr>
+        <w:pStyle w:val="ListParagraph"/>
+        <w:numPr>
+          <w:ilvl w:val="0"/>
+          <w:numId w:val="2"/>
+        </w:numPr>
+        <w:spacing w:after="100"/>
+      </w:pPr>
+      <w:r>
+        <w:rPr>
+          <w:color w:val="222222"/>
+          <w:sz w:val="21"/>
+          <w:szCs w:val="21"/>
+        </w:rPr>
+        <w:t xml:space="preserve">Gibt es Fördermöglichkeiten (z. B. BAFA, ZIM, go-digital), über die sich ein Teil der Kosten decken lässt?</w:t>
       </w:r>
     </w:p>
     <w:p>
